--- a/диплом финаллллллллл.docx
+++ b/диплом финаллллллллл.docx
@@ -14892,7 +14892,7 @@
         <w:rPr>
           <w:sz w:val="28"/>
         </w:rPr>
-        <w:t>.</w:t>
+        <w:t>. С главного экрана пользователь может перейти к руководству по работе с сервисом и к списку собственных генераций. В нижней части экрана размещён блок ответов на часто задаваемые вопросы.</w:t>
       </w:r>
     </w:p>
     <w:p>
@@ -15012,7 +15012,7 @@
         <w:rPr>
           <w:sz w:val="28"/>
         </w:rPr>
-        <w:t>.</w:t>
+        <w:t>. Кроме того, на этом экране задаются параметры будущего ролика: разрешение, длительность и наличие звукового сопровождения. После заполнения формы генерация запускается одной кнопкой, а задание передаётся на сервер для обработки.</w:t>
       </w:r>
     </w:p>
     <w:p>
@@ -15122,7 +15122,7 @@
         <w:rPr>
           <w:sz w:val="28"/>
         </w:rPr>
-        <w:t>.</w:t>
+        <w:t>. Каждый пакет описывается количеством начисляемых токенов и стоимостью, а оформление покупки выполняется нажатием соответствующей кнопки. Списание токенов происходит автоматически при запуске генерации.</w:t>
       </w:r>
     </w:p>
     <w:p>
@@ -15250,7 +15250,7 @@
         <w:rPr>
           <w:sz w:val="28"/>
         </w:rPr>
-        <w:t>.</w:t>
+        <w:t>. В верхней части экрана отображаются имя, адрес электронной почты и текущий уровень лояльности пользователя. Отсюда доступны переходы к редактированию профиля, реферальной программе и форме обращения в поддержку, а также выход из учётной записи.</w:t>
       </w:r>
     </w:p>
     <w:p>
@@ -15378,7 +15378,7 @@
         <w:rPr>
           <w:sz w:val="28"/>
         </w:rPr>
-        <w:t>.</w:t>
+        <w:t>. Каждая запись оформлена в виде карточки с указанием использованной модели, краткого описания и цветового индикатора состояния — в очереди, в обработке, готово или ошибка. Новые генерации располагаются в начале списка, а нажатие на карточку открывает подробный экран с результатом.</w:t>
       </w:r>
     </w:p>
     <w:p>
@@ -15506,7 +15506,7 @@
         <w:rPr>
           <w:sz w:val="28"/>
         </w:rPr>
-        <w:t>.</w:t>
+        <w:t>. Готовый ролик воспроизводится во встроенном видеоплеере непосредственно в приложении. Пока обработка не завершена, экран периодически опрашивает сервер и автоматически обновляет статус задания.</w:t>
       </w:r>
     </w:p>
     <w:p>
@@ -16886,7 +16886,7 @@
         <w:rPr>
           <w:sz w:val="28"/>
         </w:rPr>
-        <w:t>1. Официальная документация языка программирования Kotlin [Электронный ресурс]. — URL: https://kotlinlang.org/docs/ (дата обращения: 01.06.2026).</w:t>
+        <w:t>1. Гома Х. Проектирование программного обеспечения. Архитектура и системы реального времени / Х. Гома. — М.: ДМК Пресс, 2021. — 560 с.</w:t>
       </w:r>
     </w:p>
     <w:p>
@@ -16899,7 +16899,7 @@
         <w:rPr>
           <w:sz w:val="28"/>
         </w:rPr>
-        <w:t>2. Официальная документация Jetpack Compose [Электронный ресурс]. — URL: https://developer.android.com/jetpack/compose (дата обращения: 01.06.2026).</w:t>
+        <w:t>2. Гудфеллоу Я. Глубокое обучение / Я. Гудфеллоу, И. Бенджио, А. Курвилль. — М.: ДМК Пресс, 2018. — 652 с.</w:t>
       </w:r>
     </w:p>
     <w:p>
@@ -16912,7 +16912,7 @@
         <w:rPr>
           <w:sz w:val="28"/>
         </w:rPr>
-        <w:t>3. Официальная документация фреймворка Ktor [Электронный ресурс]. — URL: https://ktor.io/docs/ (дата обращения: 01.06.2026).</w:t>
+        <w:t>3. Дейт К. Дж. Введение в системы баз данных / К. Дж. Дейт. — М.: Вильямс, 2019. — 1328 с.</w:t>
       </w:r>
     </w:p>
     <w:p>
@@ -16925,7 +16925,7 @@
         <w:rPr>
           <w:sz w:val="28"/>
         </w:rPr>
-        <w:t>4. Документация библиотеки Exposed [Электронный ресурс]. — URL: https://github.com/JetBrains/Exposed/wiki (дата обращения: 01.06.2026).</w:t>
+        <w:t>4. Жемеров Д. Kotlin в действии / Д. Жемеров, С. Исакова. — М.: ДМК Пресс, 2020. — 402 с.</w:t>
       </w:r>
     </w:p>
     <w:p>
@@ -16938,7 +16938,7 @@
         <w:rPr>
           <w:sz w:val="28"/>
         </w:rPr>
-        <w:t>5. Документация системы управления базами данных PostgreSQL [Электронный ресурс]. — URL: https://www.postgresql.org/docs/ (дата обращения: 01.06.2026).</w:t>
+        <w:t>5. Мартин Р. Чистая архитектура. Искусство разработки программного обеспечения / Р. Мартин. — СПб.: Питер, 2020. — 352 с.</w:t>
       </w:r>
     </w:p>
     <w:p>
@@ -16951,7 +16951,7 @@
         <w:rPr>
           <w:sz w:val="28"/>
         </w:rPr>
-        <w:t>6. Документация библиотеки Retrofit [Электронный ресурс]. — URL: https://square.github.io/retrofit/ (дата обращения: 01.06.2026).</w:t>
+        <w:t>6. Николенко С. Глубокое обучение. Погружение в мир нейронных сетей / С. Николенко, А. Кадурин, Е. Архангельская. — СПб.: Питер, 2020. — 480 с.</w:t>
       </w:r>
     </w:p>
     <w:p>
@@ -16964,7 +16964,7 @@
         <w:rPr>
           <w:sz w:val="28"/>
         </w:rPr>
-        <w:t>7. RFC 7519. JSON Web Token (JWT) [Электронный ресурс]. — URL: https://datatracker.ietf.org/doc/html/rfc7519 (дата обращения: 01.06.2026).</w:t>
+        <w:t>7. Седжвик Р. Алгоритмы на Java / Р. Седжвик, К. Уэйн. — М.: Вильямс, 2020. — 848 с.</w:t>
       </w:r>
     </w:p>
     <w:p>
@@ -16977,7 +16977,7 @@
         <w:rPr>
           <w:sz w:val="28"/>
         </w:rPr>
-        <w:t>8. Документация провайдера генерации kie.ai [Электронный ресурс]. — URL: https://kie.ai/ (дата обращения: 01.06.2026).</w:t>
+        <w:t>8. Филлипс Б. Android. Программирование для профессионалов / Б. Филлипс, К. Стюарт, К. Марсикано. — СПб.: Питер, 2022. — 736 с.</w:t>
       </w:r>
     </w:p>
     <w:p>
@@ -16990,7 +16990,7 @@
         <w:rPr>
           <w:sz w:val="28"/>
         </w:rPr>
-        <w:t>9. Руководство разработчика Android [Электронный ресурс]. — URL: https://developer.android.com/guide (дата обращения: 01.06.2026).</w:t>
+        <w:t>9. Фримен Э. Head First. Паттерны проектирования / Э. Фримен, Э. Робсон. — СПб.: Питер, 2021. — 672 с.</w:t>
       </w:r>
     </w:p>
     <w:p>
@@ -17003,7 +17003,7 @@
         <w:rPr>
           <w:sz w:val="28"/>
         </w:rPr>
-        <w:t>10. Документация системы контроля версий Git [Электронный ресурс]. — URL: https://git-scm.com/doc (дата обращения: 01.06.2026).</w:t>
+        <w:t>10. Документация библиотеки Exposed [Электронный ресурс]. — URL: https://github.com/JetBrains/Exposed/wiki (дата обращения: 01.06.2026).</w:t>
       </w:r>
     </w:p>
     <w:p>
@@ -17016,7 +17016,7 @@
         <w:rPr>
           <w:sz w:val="28"/>
         </w:rPr>
-        <w:t>11. Документация веб-сервера Nginx [Электронный ресурс]. — URL: https://nginx.org/ru/docs/ (дата обращения: 01.06.2026).</w:t>
+        <w:t>11. Документация библиотеки kotlinx.serialization [Электронный ресурс]. — URL: https://github.com/Kotlin/kotlinx.serialization (дата обращения: 01.06.2026).</w:t>
       </w:r>
     </w:p>
     <w:p>
@@ -17029,7 +17029,7 @@
         <w:rPr>
           <w:sz w:val="28"/>
         </w:rPr>
-        <w:t>12. Документация по корутинам Kotlin [Электронный ресурс]. — URL: https://kotlinlang.org/docs/coroutines-overview.html (дата обращения: 01.06.2026).</w:t>
+        <w:t>12. Документация библиотеки OkHttp [Электронный ресурс]. — URL: https://square.github.io/okhttp/ (дата обращения: 01.06.2026).</w:t>
       </w:r>
     </w:p>
     <w:p>
@@ -17042,7 +17042,7 @@
         <w:rPr>
           <w:sz w:val="28"/>
         </w:rPr>
-        <w:t>13. Гудфеллоу Я. Глубокое обучение / Я. Гудфеллоу, И. Бенджио, А. Курвилль. — М.: ДМК Пресс, 2018. — 652 с.</w:t>
+        <w:t>13. Документация библиотеки Retrofit [Электронный ресурс]. — URL: https://square.github.io/retrofit/ (дата обращения: 01.06.2026).</w:t>
       </w:r>
     </w:p>
     <w:p>
@@ -17055,8 +17055,7 @@
         <w:rPr>
           <w:sz w:val="28"/>
         </w:rPr>
-        <w:lastRenderedPageBreak/>
-        <w:t>14. Николенко С. Глубокое обучение. Погружение в мир нейронных сетей / С. Николенко, А. Кадурин, Е. Архангельская. — СПб.: Питер, 2020. — 480 с.</w:t>
+        <w:t>14. Документация веб-сервера Nginx [Электронный ресурс]. — URL: https://nginx.org/ru/docs/ (дата обращения: 01.06.2026).</w:t>
       </w:r>
     </w:p>
     <w:p>
@@ -17069,7 +17068,7 @@
         <w:rPr>
           <w:sz w:val="28"/>
         </w:rPr>
-        <w:t>15. Фримен Э. Head First. Паттерны проектирования / Э. Фримен, Э. Робсон. — СПб.: Питер, 2021. — 672 с.</w:t>
+        <w:t>15. Документация инструментария Jetpack [Электронный ресурс]. — URL: https://developer.android.com/jetpack (дата обращения: 01.06.2026).</w:t>
       </w:r>
     </w:p>
     <w:p>
@@ -17082,7 +17081,7 @@
         <w:rPr>
           <w:sz w:val="28"/>
         </w:rPr>
-        <w:t>16. Мартин Р. Чистая архитектура. Искусство разработки программного обеспечения / Р. Мартин. — СПб.: Питер, 2020. — 352 с.</w:t>
+        <w:t>16. Документация по корутинам Kotlin [Электронный ресурс]. — URL: https://kotlinlang.org/docs/coroutines-overview.html (дата обращения: 01.06.2026).</w:t>
       </w:r>
     </w:p>
     <w:p>
@@ -17095,7 +17094,7 @@
         <w:rPr>
           <w:sz w:val="28"/>
         </w:rPr>
-        <w:t>17. Гома Х. Проектирование программного обеспечения. Архитектура и системы реального времени / Х. Гома. — М.: ДМК Пресс, 2021. — 560 с.</w:t>
+        <w:t>17. Документация провайдера генерации kie.ai [Электронный ресурс]. — URL: https://kie.ai/ (дата обращения: 01.06.2026).</w:t>
       </w:r>
     </w:p>
     <w:p>
@@ -17108,7 +17107,7 @@
         <w:rPr>
           <w:sz w:val="28"/>
         </w:rPr>
-        <w:t>18. Дейт К. Дж. Введение в системы баз данных / К. Дж. Дейт. — М.: Вильямс, 2019. — 1328 с.</w:t>
+        <w:t>18. Документация пула соединений HikariCP [Электронный ресурс]. — URL: https://github.com/brettwooldridge/HikariCP (дата обращения: 01.06.2026).</w:t>
       </w:r>
     </w:p>
     <w:p>
@@ -17121,7 +17120,7 @@
         <w:rPr>
           <w:sz w:val="28"/>
         </w:rPr>
-        <w:t>19. Седжвик Р. Алгоритмы на Java / Р. Седжвик, К. Уэйн. — М.: Вильямс, 2020. — 848 с.</w:t>
+        <w:t>19. Документация системы контроля версий Git [Электронный ресурс]. — URL: https://git-scm.com/doc (дата обращения: 01.06.2026).</w:t>
       </w:r>
     </w:p>
     <w:p>
@@ -17134,7 +17133,7 @@
         <w:rPr>
           <w:sz w:val="28"/>
         </w:rPr>
-        <w:t>20. Жемеров Д. Kotlin в действии / Д. Жемеров, С. Исакова. — М.: ДМК Пресс, 2020. — 402 с.</w:t>
+        <w:t>20. Документация системы сборки Gradle [Электронный ресурс]. — URL: https://docs.gradle.org/ (дата обращения: 01.06.2026).</w:t>
       </w:r>
     </w:p>
     <w:p>
@@ -17147,7 +17146,7 @@
         <w:rPr>
           <w:sz w:val="28"/>
         </w:rPr>
-        <w:t>21. Филлипс Б. Android. Программирование для профессионалов / Б. Филлипс, К. Стюарт, К. Марсикано. — СПб.: Питер, 2022. — 736 с.</w:t>
+        <w:t>21. Документация системы управления базами данных PostgreSQL [Электронный ресурс]. — URL: https://www.postgresql.org/docs/ (дата обращения: 01.06.2026).</w:t>
       </w:r>
     </w:p>
     <w:p>
@@ -17160,7 +17159,7 @@
         <w:rPr>
           <w:sz w:val="28"/>
         </w:rPr>
-        <w:t>22. Документация библиотеки OkHttp [Электронный ресурс]. — URL: https://square.github.io/okhttp/ (дата обращения: 01.06.2026).</w:t>
+        <w:t>22. Официальная документация фреймворка Ktor [Электронный ресурс]. — URL: https://ktor.io/docs/ (дата обращения: 01.06.2026).</w:t>
       </w:r>
     </w:p>
     <w:p>
@@ -17173,7 +17172,7 @@
         <w:rPr>
           <w:sz w:val="28"/>
         </w:rPr>
-        <w:t>23. Документация системы сборки Gradle [Электронный ресурс]. — URL: https://docs.gradle.org/ (дата обращения: 01.06.2026).</w:t>
+        <w:t>23. Официальная документация языка программирования Kotlin [Электронный ресурс]. — URL: https://kotlinlang.org/docs/ (дата обращения: 01.06.2026).</w:t>
       </w:r>
     </w:p>
     <w:p>
@@ -17186,7 +17185,7 @@
         <w:rPr>
           <w:sz w:val="28"/>
         </w:rPr>
-        <w:t>24. Руководство по дизайну Material Design [Электронный ресурс]. — URL: https://m3.material.io/ (дата обращения: 01.06.2026).</w:t>
+        <w:t>24. Официальная документация Jetpack Compose [Электронный ресурс]. — URL: https://developer.android.com/jetpack/compose (дата обращения: 01.06.2026).</w:t>
       </w:r>
     </w:p>
     <w:p>
@@ -17199,7 +17198,7 @@
         <w:rPr>
           <w:sz w:val="28"/>
         </w:rPr>
-        <w:t>25. Документация библиотеки kotlinx.serialization [Электронный ресурс]. — URL: https://github.com/Kotlin/kotlinx.serialization (дата обращения: 01.06.2026).</w:t>
+        <w:t>25. Рекомендации OWASP по безопасному хранению паролей [Электронный ресурс]. — URL: https://cheatsheetseries.owasp.org/ (дата обращения: 01.06.2026).</w:t>
       </w:r>
     </w:p>
     <w:p>
@@ -17212,7 +17211,7 @@
         <w:rPr>
           <w:sz w:val="28"/>
         </w:rPr>
-        <w:t>26. Документация пула соединений HikariCP [Электронный ресурс]. — URL: https://github.com/brettwooldridge/HikariCP (дата обращения: 01.06.2026).</w:t>
+        <w:t>26. Руководство по дизайну Material Design [Электронный ресурс]. — URL: https://m3.material.io/ (дата обращения: 01.06.2026).</w:t>
       </w:r>
     </w:p>
     <w:p>
@@ -17225,7 +17224,7 @@
         <w:rPr>
           <w:sz w:val="28"/>
         </w:rPr>
-        <w:t>27. Рекомендации OWASP по безопасному хранению паролей [Электронный ресурс]. — URL: https://cheatsheetseries.owasp.org/ (дата обращения: 01.06.2026).</w:t>
+        <w:t>27. Руководство разработчика Android [Электронный ресурс]. — URL: https://developer.android.com/guide (дата обращения: 01.06.2026).</w:t>
       </w:r>
     </w:p>
     <w:p>
@@ -17238,7 +17237,6 @@
         <w:rPr>
           <w:sz w:val="28"/>
         </w:rPr>
-        <w:lastRenderedPageBreak/>
         <w:t>28. Удостоверяющий центр Let’s Encrypt [Электронный ресурс]. — URL: https://letsencrypt.org/ru/docs/ (дата обращения: 01.06.2026).</w:t>
       </w:r>
     </w:p>
@@ -17256,59 +17254,51 @@
           <w:sz w:val="28"/>
           <w:lang w:val="en-US"/>
         </w:rPr>
-        <w:t>29. RFC 7231. Hypertext Transfer Protocol (HTTP/1.1): Semantics and Content [</w:t>
-      </w:r>
-      <w:r>
-        <w:rPr>
-          <w:sz w:val="28"/>
-        </w:rPr>
-        <w:t>Электронный</w:t>
-      </w:r>
-      <w:r>
-        <w:rPr>
-          <w:sz w:val="28"/>
-          <w:lang w:val="en-US"/>
-        </w:rPr>
-        <w:t xml:space="preserve"> </w:t>
-      </w:r>
-      <w:r>
-        <w:rPr>
-          <w:sz w:val="28"/>
-        </w:rPr>
-        <w:t>ресурс</w:t>
-      </w:r>
-      <w:r>
-        <w:rPr>
-          <w:sz w:val="28"/>
-          <w:lang w:val="en-US"/>
-        </w:rPr>
-        <w:t>]. — URL: https://datatracker.ietf.org/doc/html/rfc7231 (</w:t>
-      </w:r>
-      <w:r>
-        <w:rPr>
-          <w:sz w:val="28"/>
-        </w:rPr>
-        <w:t>дата</w:t>
-      </w:r>
-      <w:r>
-        <w:rPr>
-          <w:sz w:val="28"/>
-          <w:lang w:val="en-US"/>
-        </w:rPr>
-        <w:t xml:space="preserve"> </w:t>
-      </w:r>
-      <w:r>
-        <w:rPr>
-          <w:sz w:val="28"/>
-        </w:rPr>
-        <w:t>обращения</w:t>
-      </w:r>
-      <w:r>
-        <w:rPr>
-          <w:sz w:val="28"/>
-          <w:lang w:val="en-US"/>
-        </w:rPr>
-        <w:t>: 01.06.2026).</w:t>
+        <w:t>29. RFC 7231. Hypertext Transfer Protocol (HTTP/1.1): Semantics and Content [Электронный ресурс]. — URL: https://datatracker.ietf.org/doc/html/rfc7231 (дата обращения: 01.06.2026).</w:t>
+      </w:r>
+      <w:r>
+        <w:rPr>
+          <w:sz w:val="28"/>
+        </w:rPr>
+      </w:r>
+      <w:r>
+        <w:rPr>
+          <w:sz w:val="28"/>
+          <w:lang w:val="en-US"/>
+        </w:rPr>
+      </w:r>
+      <w:r>
+        <w:rPr>
+          <w:sz w:val="28"/>
+        </w:rPr>
+      </w:r>
+      <w:r>
+        <w:rPr>
+          <w:sz w:val="28"/>
+          <w:lang w:val="en-US"/>
+        </w:rPr>
+      </w:r>
+      <w:r>
+        <w:rPr>
+          <w:sz w:val="28"/>
+        </w:rPr>
+      </w:r>
+      <w:r>
+        <w:rPr>
+          <w:sz w:val="28"/>
+          <w:lang w:val="en-US"/>
+        </w:rPr>
+      </w:r>
+      <w:r>
+        <w:rPr>
+          <w:sz w:val="28"/>
+        </w:rPr>
+      </w:r>
+      <w:r>
+        <w:rPr>
+          <w:sz w:val="28"/>
+          <w:lang w:val="en-US"/>
+        </w:rPr>
       </w:r>
     </w:p>
     <w:p>
@@ -17321,7 +17311,7 @@
         <w:rPr>
           <w:sz w:val="28"/>
         </w:rPr>
-        <w:t>30. Документация инструментария Jetpack [Электронный ресурс]. — URL: https://developer.android.com/jetpack (дата обращения: 01.06.2026).</w:t>
+        <w:t>30. RFC 7519. JSON Web Token (JWT) [Электронный ресурс]. — URL: https://datatracker.ietf.org/doc/html/rfc7519 (дата обращения: 01.06.2026).</w:t>
       </w:r>
     </w:p>
     <w:p>
